--- a/CustomerChurn/src/04_data_validation/data_validation.docx
+++ b/CustomerChurn/src/04_data_validation/data_validation.docx
@@ -2,6 +2,83 @@
 <file path=word/document.xml><?xml version="1.0" encoding="utf-8"?>
 <w:document xmlns:wpc="http://schemas.microsoft.com/office/word/2010/wordprocessingCanvas" xmlns:cx="http://schemas.microsoft.com/office/drawing/2014/chartex" xmlns:cx1="http://schemas.microsoft.com/office/drawing/2015/9/8/chartex" xmlns:cx2="http://schemas.microsoft.com/office/drawing/2015/10/21/chartex" xmlns:cx3="http://schemas.microsoft.com/office/drawing/2016/5/9/chartex" xmlns:cx4="http://schemas.microsoft.com/office/drawing/2016/5/10/chartex" xmlns:cx5="http://schemas.microsoft.com/office/drawing/2016/5/11/chartex" xmlns:cx6="http://schemas.microsoft.com/office/drawing/2016/5/12/chartex" xmlns:cx7="http://schemas.microsoft.com/office/drawing/2016/5/13/chartex" xmlns:cx8="http://schemas.microsoft.com/office/drawing/2016/5/14/chartex" xmlns:mc="http://schemas.openxmlformats.org/markup-compatibility/2006" xmlns:aink="http://schemas.microsoft.com/office/drawing/2016/ink" xmlns:am3d="http://schemas.microsoft.com/office/drawing/2017/model3d" xmlns:o="urn:schemas-microsoft-com:office:office" xmlns:oel="http://schemas.microsoft.com/office/2019/extlst" xmlns:r="http://schemas.openxmlformats.org/officeDocument/2006/relationships" xmlns:m="http://schemas.openxmlformats.org/officeDocument/2006/math" xmlns:v="urn:schemas-microsoft-com:vml" xmlns:wp14="http://schemas.microsoft.com/office/word/2010/wordprocessingDrawing" xmlns:wp="http://schemas.openxmlformats.org/drawingml/2006/wordprocessingDrawing" xmlns:w10="urn:schemas-microsoft-com:office:word" xmlns:w="http://schemas.openxmlformats.org/wordprocessingml/2006/main" xmlns:w14="http://schemas.microsoft.com/office/word/2010/wordml" xmlns:w15="http://schemas.microsoft.com/office/word/2012/wordml" xmlns:w16cex="http://schemas.microsoft.com/office/word/2018/wordml/cex" xmlns:w16cid="http://schemas.microsoft.com/office/word/2016/wordml/cid" xmlns:w16="http://schemas.microsoft.com/office/word/2018/wordml" xmlns:w16du="http://schemas.microsoft.com/office/word/2023/wordml/word16du" xmlns:w16sdtdh="http://schemas.microsoft.com/office/word/2020/wordml/sdtdatahash" xmlns:w16sdtfl="http://schemas.microsoft.com/office/word/2024/wordml/sdtformatlock" xmlns:w16se="http://schemas.microsoft.com/office/word/2015/wordml/symex" xmlns:wpg="http://schemas.microsoft.com/office/word/2010/wordprocessingGroup" xmlns:wpi="http://schemas.microsoft.com/office/word/2010/wordprocessingInk" xmlns:wne="http://schemas.microsoft.com/office/word/2006/wordml" xmlns:wps="http://schemas.microsoft.com/office/word/2010/wordprocessingShape" mc:Ignorable="w14 w15 w16se w16cid w16 w16cex w16sdtdh w16sdtfl w16du wp14">
   <w:body>
+    <w:p>
+      <w:pPr>
+        <w:pStyle w:val="ListParagraph"/>
+        <w:numPr>
+          <w:ilvl w:val="0"/>
+          <w:numId w:val="3"/>
+        </w:numPr>
+        <w:spacing w:before="100" w:after="200" w:line="276" w:lineRule="auto"/>
+        <w:jc w:val="both"/>
+        <w:rPr>
+          <w:rStyle w:val="SubtleReference"/>
+          <w:sz w:val="22"/>
+          <w:szCs w:val="22"/>
+          <w:u w:val="single"/>
+        </w:rPr>
+      </w:pPr>
+      <w:r>
+        <w:rPr>
+          <w:rStyle w:val="SubtleReference"/>
+          <w:sz w:val="22"/>
+          <w:szCs w:val="22"/>
+          <w:u w:val="single"/>
+        </w:rPr>
+        <w:t>Deliverables:</w:t>
+      </w:r>
+    </w:p>
+    <w:p>
+      <w:pPr>
+        <w:pStyle w:val="ListParagraph"/>
+        <w:numPr>
+          <w:ilvl w:val="1"/>
+          <w:numId w:val="3"/>
+        </w:numPr>
+        <w:spacing w:before="100" w:after="200" w:line="276" w:lineRule="auto"/>
+        <w:jc w:val="both"/>
+        <w:rPr>
+          <w:rStyle w:val="SubtleReference"/>
+          <w:b w:val="0"/>
+          <w:sz w:val="22"/>
+          <w:szCs w:val="22"/>
+        </w:rPr>
+      </w:pPr>
+      <w:r>
+        <w:rPr>
+          <w:rStyle w:val="SubtleReference"/>
+          <w:sz w:val="22"/>
+          <w:szCs w:val="22"/>
+        </w:rPr>
+        <w:t>A Python script for automated validation (e.g., using pandas, great_expectations, or pydeequ)</w:t>
+      </w:r>
+    </w:p>
+    <w:p>
+      <w:pPr>
+        <w:pStyle w:val="ListParagraph"/>
+        <w:numPr>
+          <w:ilvl w:val="1"/>
+          <w:numId w:val="3"/>
+        </w:numPr>
+        <w:spacing w:before="100" w:after="200" w:line="276" w:lineRule="auto"/>
+        <w:jc w:val="both"/>
+        <w:rPr>
+          <w:bCs/>
+          <w:color w:val="4472C4" w:themeColor="accent1"/>
+          <w:sz w:val="22"/>
+          <w:szCs w:val="22"/>
+        </w:rPr>
+      </w:pPr>
+      <w:r>
+        <w:rPr>
+          <w:rStyle w:val="SubtleReference"/>
+          <w:sz w:val="22"/>
+          <w:szCs w:val="22"/>
+        </w:rPr>
+        <w:t>Sample data quality report in PDF or CSV format, summarizing issues and resolutions</w:t>
+      </w:r>
+    </w:p>
+    <w:p/>
     <w:p>
       <w:r>
         <w:t>We have generated 2 types of data validation reports:</w:t>
@@ -29,6 +106,12 @@
       </w:pPr>
       <w:r>
         <w:t>A consolidated data validation report generated using Pandas Profiling</w:t>
+      </w:r>
+    </w:p>
+    <w:p/>
+    <w:p>
+      <w:r>
+        <w:t>We have attached them below, if not accessible, also adding them in deliverables</w:t>
       </w:r>
     </w:p>
     <w:p/>
@@ -69,10 +152,10 @@
             <v:path o:extrusionok="f" gradientshapeok="t" o:connecttype="rect"/>
             <o:lock v:ext="edit" aspectratio="t"/>
           </v:shapetype>
-          <v:shape id="_x0000_i1031" type="#_x0000_t75" style="width:76.2pt;height:49.2pt" o:ole="">
+          <v:shape id="_x0000_i1025" type="#_x0000_t75" style="width:76.2pt;height:49.2pt" o:ole="">
             <v:imagedata r:id="rId5" o:title=""/>
           </v:shape>
-          <o:OLEObject Type="Embed" ProgID="Package" ShapeID="_x0000_i1031" DrawAspect="Icon" ObjectID="_1803368266" r:id="rId6"/>
+          <o:OLEObject Type="Embed" ProgID="Package" ShapeID="_x0000_i1025" DrawAspect="Icon" ObjectID="_1803411900" r:id="rId6"/>
         </w:object>
       </w:r>
     </w:p>
@@ -82,7 +165,7 @@
           <v:shape id="_x0000_i1026" type="#_x0000_t75" style="width:76.2pt;height:49.2pt" o:ole="">
             <v:imagedata r:id="rId7" o:title=""/>
           </v:shape>
-          <o:OLEObject Type="Embed" ProgID="Package" ShapeID="_x0000_i1026" DrawAspect="Icon" ObjectID="_1803368267" r:id="rId8"/>
+          <o:OLEObject Type="Embed" ProgID="Package" ShapeID="_x0000_i1026" DrawAspect="Icon" ObjectID="_1803411901" r:id="rId8"/>
         </w:object>
       </w:r>
     </w:p>
@@ -104,20 +187,20 @@
     <w:p>
       <w:r>
         <w:object w:dxaOrig="1520" w:dyaOrig="988" w14:anchorId="37B55181">
-          <v:shape id="_x0000_i1035" type="#_x0000_t75" style="width:76.2pt;height:49.2pt" o:ole="">
+          <v:shape id="_x0000_i1027" type="#_x0000_t75" style="width:76.2pt;height:49.2pt" o:ole="">
             <v:imagedata r:id="rId9" o:title=""/>
           </v:shape>
-          <o:OLEObject Type="Embed" ProgID="Package" ShapeID="_x0000_i1035" DrawAspect="Icon" ObjectID="_1803368268" r:id="rId10"/>
+          <o:OLEObject Type="Embed" ProgID="Package" ShapeID="_x0000_i1027" DrawAspect="Icon" ObjectID="_1803411902" r:id="rId10"/>
         </w:object>
       </w:r>
     </w:p>
     <w:p>
       <w:r>
         <w:object w:dxaOrig="1520" w:dyaOrig="988" w14:anchorId="6E3F1DEC">
-          <v:shape id="_x0000_i1034" type="#_x0000_t75" style="width:76.2pt;height:49.2pt" o:ole="">
+          <v:shape id="_x0000_i1028" type="#_x0000_t75" style="width:76.2pt;height:49.2pt" o:ole="">
             <v:imagedata r:id="rId11" o:title=""/>
           </v:shape>
-          <o:OLEObject Type="Embed" ProgID="Package" ShapeID="_x0000_i1034" DrawAspect="Icon" ObjectID="_1803368269" r:id="rId12"/>
+          <o:OLEObject Type="Embed" ProgID="Package" ShapeID="_x0000_i1028" DrawAspect="Icon" ObjectID="_1803411903" r:id="rId12"/>
         </w:object>
       </w:r>
     </w:p>
@@ -335,11 +418,127 @@
       </w:pPr>
     </w:lvl>
   </w:abstractNum>
+  <w:abstractNum w:abstractNumId="2" w15:restartNumberingAfterBreak="0">
+    <w:nsid w:val="71AB097F"/>
+    <w:multiLevelType w:val="hybridMultilevel"/>
+    <w:tmpl w:val="1F7C5BEC"/>
+    <w:lvl w:ilvl="0" w:tplc="40090001">
+      <w:start w:val="1"/>
+      <w:numFmt w:val="bullet"/>
+      <w:lvlText w:val=""/>
+      <w:lvlJc w:val="left"/>
+      <w:pPr>
+        <w:ind w:left="720" w:hanging="360"/>
+      </w:pPr>
+      <w:rPr>
+        <w:rFonts w:ascii="Symbol" w:hAnsi="Symbol" w:hint="default"/>
+      </w:rPr>
+    </w:lvl>
+    <w:lvl w:ilvl="1" w:tplc="40090003">
+      <w:start w:val="1"/>
+      <w:numFmt w:val="bullet"/>
+      <w:lvlText w:val="o"/>
+      <w:lvlJc w:val="left"/>
+      <w:pPr>
+        <w:ind w:left="1440" w:hanging="360"/>
+      </w:pPr>
+      <w:rPr>
+        <w:rFonts w:ascii="Courier New" w:hAnsi="Courier New" w:cs="Courier New" w:hint="default"/>
+      </w:rPr>
+    </w:lvl>
+    <w:lvl w:ilvl="2" w:tplc="40090005" w:tentative="1">
+      <w:start w:val="1"/>
+      <w:numFmt w:val="bullet"/>
+      <w:lvlText w:val=""/>
+      <w:lvlJc w:val="left"/>
+      <w:pPr>
+        <w:ind w:left="2160" w:hanging="360"/>
+      </w:pPr>
+      <w:rPr>
+        <w:rFonts w:ascii="Wingdings" w:hAnsi="Wingdings" w:hint="default"/>
+      </w:rPr>
+    </w:lvl>
+    <w:lvl w:ilvl="3" w:tplc="40090001" w:tentative="1">
+      <w:start w:val="1"/>
+      <w:numFmt w:val="bullet"/>
+      <w:lvlText w:val=""/>
+      <w:lvlJc w:val="left"/>
+      <w:pPr>
+        <w:ind w:left="2880" w:hanging="360"/>
+      </w:pPr>
+      <w:rPr>
+        <w:rFonts w:ascii="Symbol" w:hAnsi="Symbol" w:hint="default"/>
+      </w:rPr>
+    </w:lvl>
+    <w:lvl w:ilvl="4" w:tplc="40090003" w:tentative="1">
+      <w:start w:val="1"/>
+      <w:numFmt w:val="bullet"/>
+      <w:lvlText w:val="o"/>
+      <w:lvlJc w:val="left"/>
+      <w:pPr>
+        <w:ind w:left="3600" w:hanging="360"/>
+      </w:pPr>
+      <w:rPr>
+        <w:rFonts w:ascii="Courier New" w:hAnsi="Courier New" w:cs="Courier New" w:hint="default"/>
+      </w:rPr>
+    </w:lvl>
+    <w:lvl w:ilvl="5" w:tplc="40090005" w:tentative="1">
+      <w:start w:val="1"/>
+      <w:numFmt w:val="bullet"/>
+      <w:lvlText w:val=""/>
+      <w:lvlJc w:val="left"/>
+      <w:pPr>
+        <w:ind w:left="4320" w:hanging="360"/>
+      </w:pPr>
+      <w:rPr>
+        <w:rFonts w:ascii="Wingdings" w:hAnsi="Wingdings" w:hint="default"/>
+      </w:rPr>
+    </w:lvl>
+    <w:lvl w:ilvl="6" w:tplc="40090001" w:tentative="1">
+      <w:start w:val="1"/>
+      <w:numFmt w:val="bullet"/>
+      <w:lvlText w:val=""/>
+      <w:lvlJc w:val="left"/>
+      <w:pPr>
+        <w:ind w:left="5040" w:hanging="360"/>
+      </w:pPr>
+      <w:rPr>
+        <w:rFonts w:ascii="Symbol" w:hAnsi="Symbol" w:hint="default"/>
+      </w:rPr>
+    </w:lvl>
+    <w:lvl w:ilvl="7" w:tplc="40090003" w:tentative="1">
+      <w:start w:val="1"/>
+      <w:numFmt w:val="bullet"/>
+      <w:lvlText w:val="o"/>
+      <w:lvlJc w:val="left"/>
+      <w:pPr>
+        <w:ind w:left="5760" w:hanging="360"/>
+      </w:pPr>
+      <w:rPr>
+        <w:rFonts w:ascii="Courier New" w:hAnsi="Courier New" w:cs="Courier New" w:hint="default"/>
+      </w:rPr>
+    </w:lvl>
+    <w:lvl w:ilvl="8" w:tplc="40090005" w:tentative="1">
+      <w:start w:val="1"/>
+      <w:numFmt w:val="bullet"/>
+      <w:lvlText w:val=""/>
+      <w:lvlJc w:val="left"/>
+      <w:pPr>
+        <w:ind w:left="6480" w:hanging="360"/>
+      </w:pPr>
+      <w:rPr>
+        <w:rFonts w:ascii="Wingdings" w:hAnsi="Wingdings" w:hint="default"/>
+      </w:rPr>
+    </w:lvl>
+  </w:abstractNum>
   <w:num w:numId="1" w16cid:durableId="170071752">
     <w:abstractNumId w:val="0"/>
   </w:num>
   <w:num w:numId="2" w16cid:durableId="165092960">
     <w:abstractNumId w:val="1"/>
+  </w:num>
+  <w:num w:numId="3" w16cid:durableId="1071346620">
+    <w:abstractNumId w:val="2"/>
   </w:num>
 </w:numbering>
 </file>
@@ -1261,6 +1460,17 @@
       <w:spacing w:val="5"/>
     </w:rPr>
   </w:style>
+  <w:style w:type="character" w:styleId="SubtleReference">
+    <w:name w:val="Subtle Reference"/>
+    <w:uiPriority w:val="31"/>
+    <w:qFormat/>
+    <w:rsid w:val="009B1658"/>
+    <w:rPr>
+      <w:b/>
+      <w:bCs/>
+      <w:color w:val="4472C4" w:themeColor="accent1"/>
+    </w:rPr>
+  </w:style>
 </w:styles>
 </file>
 

--- a/CustomerChurn/src/04_data_validation/data_validation.docx
+++ b/CustomerChurn/src/04_data_validation/data_validation.docx
@@ -2,6 +2,16 @@
 <file path=word/document.xml><?xml version="1.0" encoding="utf-8"?>
 <w:document xmlns:wpc="http://schemas.microsoft.com/office/word/2010/wordprocessingCanvas" xmlns:cx="http://schemas.microsoft.com/office/drawing/2014/chartex" xmlns:cx1="http://schemas.microsoft.com/office/drawing/2015/9/8/chartex" xmlns:cx2="http://schemas.microsoft.com/office/drawing/2015/10/21/chartex" xmlns:cx3="http://schemas.microsoft.com/office/drawing/2016/5/9/chartex" xmlns:cx4="http://schemas.microsoft.com/office/drawing/2016/5/10/chartex" xmlns:cx5="http://schemas.microsoft.com/office/drawing/2016/5/11/chartex" xmlns:cx6="http://schemas.microsoft.com/office/drawing/2016/5/12/chartex" xmlns:cx7="http://schemas.microsoft.com/office/drawing/2016/5/13/chartex" xmlns:cx8="http://schemas.microsoft.com/office/drawing/2016/5/14/chartex" xmlns:mc="http://schemas.openxmlformats.org/markup-compatibility/2006" xmlns:aink="http://schemas.microsoft.com/office/drawing/2016/ink" xmlns:am3d="http://schemas.microsoft.com/office/drawing/2017/model3d" xmlns:o="urn:schemas-microsoft-com:office:office" xmlns:oel="http://schemas.microsoft.com/office/2019/extlst" xmlns:r="http://schemas.openxmlformats.org/officeDocument/2006/relationships" xmlns:m="http://schemas.openxmlformats.org/officeDocument/2006/math" xmlns:v="urn:schemas-microsoft-com:vml" xmlns:wp14="http://schemas.microsoft.com/office/word/2010/wordprocessingDrawing" xmlns:wp="http://schemas.openxmlformats.org/drawingml/2006/wordprocessingDrawing" xmlns:w10="urn:schemas-microsoft-com:office:word" xmlns:w="http://schemas.openxmlformats.org/wordprocessingml/2006/main" xmlns:w14="http://schemas.microsoft.com/office/word/2010/wordml" xmlns:w15="http://schemas.microsoft.com/office/word/2012/wordml" xmlns:w16cex="http://schemas.microsoft.com/office/word/2018/wordml/cex" xmlns:w16cid="http://schemas.microsoft.com/office/word/2016/wordml/cid" xmlns:w16="http://schemas.microsoft.com/office/word/2018/wordml" xmlns:w16du="http://schemas.microsoft.com/office/word/2023/wordml/word16du" xmlns:w16sdtdh="http://schemas.microsoft.com/office/word/2020/wordml/sdtdatahash" xmlns:w16sdtfl="http://schemas.microsoft.com/office/word/2024/wordml/sdtformatlock" xmlns:w16se="http://schemas.microsoft.com/office/word/2015/wordml/symex" xmlns:wpg="http://schemas.microsoft.com/office/word/2010/wordprocessingGroup" xmlns:wpi="http://schemas.microsoft.com/office/word/2010/wordprocessingInk" xmlns:wne="http://schemas.microsoft.com/office/word/2006/wordml" xmlns:wps="http://schemas.microsoft.com/office/word/2010/wordprocessingShape" mc:Ignorable="w14 w15 w16se w16cid w16 w16cex w16sdtdh w16sdtfl w16du wp14">
   <w:body>
+    <w:p>
+      <w:pPr>
+        <w:pStyle w:val="Heading1"/>
+        <w:jc w:val="center"/>
+      </w:pPr>
+      <w:r>
+        <w:t>Data Validation</w:t>
+      </w:r>
+    </w:p>
+    <w:p/>
     <w:p>
       <w:pPr>
         <w:pStyle w:val="ListParagraph"/>
@@ -50,7 +60,43 @@
           <w:sz w:val="22"/>
           <w:szCs w:val="22"/>
         </w:rPr>
-        <w:t>A Python script for automated validation (e.g., using pandas, great_expectations, or pydeequ)</w:t>
+        <w:t xml:space="preserve">A Python script for automated validation (e.g., using pandas, </w:t>
+      </w:r>
+      <w:proofErr w:type="spellStart"/>
+      <w:r>
+        <w:rPr>
+          <w:rStyle w:val="SubtleReference"/>
+          <w:sz w:val="22"/>
+          <w:szCs w:val="22"/>
+        </w:rPr>
+        <w:t>great_expectations</w:t>
+      </w:r>
+      <w:proofErr w:type="spellEnd"/>
+      <w:r>
+        <w:rPr>
+          <w:rStyle w:val="SubtleReference"/>
+          <w:sz w:val="22"/>
+          <w:szCs w:val="22"/>
+        </w:rPr>
+        <w:t xml:space="preserve">, or </w:t>
+      </w:r>
+      <w:proofErr w:type="spellStart"/>
+      <w:r>
+        <w:rPr>
+          <w:rStyle w:val="SubtleReference"/>
+          <w:sz w:val="22"/>
+          <w:szCs w:val="22"/>
+        </w:rPr>
+        <w:t>pydeequ</w:t>
+      </w:r>
+      <w:proofErr w:type="spellEnd"/>
+      <w:r>
+        <w:rPr>
+          <w:rStyle w:val="SubtleReference"/>
+          <w:sz w:val="22"/>
+          <w:szCs w:val="22"/>
+        </w:rPr>
+        <w:t>)</w:t>
       </w:r>
     </w:p>
     <w:p>
@@ -93,7 +139,23 @@
         </w:numPr>
       </w:pPr>
       <w:r>
-        <w:t>A simple json report which gives a quick overview of number of NaNs, duplicates and datatype checks</w:t>
+        <w:t xml:space="preserve">A simple </w:t>
+      </w:r>
+      <w:proofErr w:type="spellStart"/>
+      <w:r>
+        <w:t>json</w:t>
+      </w:r>
+      <w:proofErr w:type="spellEnd"/>
+      <w:r>
+        <w:t xml:space="preserve"> report which gives a quick overview of number of </w:t>
+      </w:r>
+      <w:proofErr w:type="spellStart"/>
+      <w:r>
+        <w:t>NaNs</w:t>
+      </w:r>
+      <w:proofErr w:type="spellEnd"/>
+      <w:r>
+        <w:t>, duplicates and datatype checks</w:t>
       </w:r>
     </w:p>
     <w:p>
@@ -127,7 +189,23 @@
           <w:b/>
           <w:bCs/>
         </w:rPr>
-        <w:t>Data validation report for Kaggle api source data</w:t>
+        <w:t xml:space="preserve">Data validation report for Kaggle </w:t>
+      </w:r>
+      <w:proofErr w:type="spellStart"/>
+      <w:r>
+        <w:rPr>
+          <w:b/>
+          <w:bCs/>
+        </w:rPr>
+        <w:t>api</w:t>
+      </w:r>
+      <w:proofErr w:type="spellEnd"/>
+      <w:r>
+        <w:rPr>
+          <w:b/>
+          <w:bCs/>
+        </w:rPr>
+        <w:t xml:space="preserve"> source data</w:t>
       </w:r>
     </w:p>
     <w:p>
@@ -155,17 +233,17 @@
           <v:shape id="_x0000_i1025" type="#_x0000_t75" style="width:76.2pt;height:49.2pt" o:ole="">
             <v:imagedata r:id="rId5" o:title=""/>
           </v:shape>
-          <o:OLEObject Type="Embed" ProgID="Package" ShapeID="_x0000_i1025" DrawAspect="Icon" ObjectID="_1803411900" r:id="rId6"/>
+          <o:OLEObject Type="Embed" ProgID="Package" ShapeID="_x0000_i1025" DrawAspect="Icon" ObjectID="_1803419103" r:id="rId6"/>
         </w:object>
       </w:r>
     </w:p>
     <w:p>
       <w:r>
         <w:object w:dxaOrig="1520" w:dyaOrig="988" w14:anchorId="0E2DE3C4">
-          <v:shape id="_x0000_i1026" type="#_x0000_t75" style="width:76.2pt;height:49.2pt" o:ole="">
+          <v:shape id="_x0000_i1030" type="#_x0000_t75" style="width:76.2pt;height:49.2pt" o:ole="">
             <v:imagedata r:id="rId7" o:title=""/>
           </v:shape>
-          <o:OLEObject Type="Embed" ProgID="Package" ShapeID="_x0000_i1026" DrawAspect="Icon" ObjectID="_1803411901" r:id="rId8"/>
+          <o:OLEObject Type="Embed" ProgID="Package" ShapeID="_x0000_i1030" DrawAspect="Icon" ObjectID="_1803419104" r:id="rId8"/>
         </w:object>
       </w:r>
     </w:p>
@@ -190,7 +268,7 @@
           <v:shape id="_x0000_i1027" type="#_x0000_t75" style="width:76.2pt;height:49.2pt" o:ole="">
             <v:imagedata r:id="rId9" o:title=""/>
           </v:shape>
-          <o:OLEObject Type="Embed" ProgID="Package" ShapeID="_x0000_i1027" DrawAspect="Icon" ObjectID="_1803411902" r:id="rId10"/>
+          <o:OLEObject Type="Embed" ProgID="Package" ShapeID="_x0000_i1027" DrawAspect="Icon" ObjectID="_1803419105" r:id="rId10"/>
         </w:object>
       </w:r>
     </w:p>
@@ -200,7 +278,7 @@
           <v:shape id="_x0000_i1028" type="#_x0000_t75" style="width:76.2pt;height:49.2pt" o:ole="">
             <v:imagedata r:id="rId11" o:title=""/>
           </v:shape>
-          <o:OLEObject Type="Embed" ProgID="Package" ShapeID="_x0000_i1028" DrawAspect="Icon" ObjectID="_1803411903" r:id="rId12"/>
+          <o:OLEObject Type="Embed" ProgID="Package" ShapeID="_x0000_i1028" DrawAspect="Icon" ObjectID="_1803419106" r:id="rId12"/>
         </w:object>
       </w:r>
     </w:p>
